--- a/02_Document/files/article and tools.docx
+++ b/02_Document/files/article and tools.docx
@@ -18,12 +18,36 @@
       </w:r>
     </w:p>
     <w:p>
-      <w:r>
-        <w:t>https://threejs.org/</w:t>
-      </w:r>
-    </w:p>
-    <w:p>
       <w:hyperlink r:id="rId7" w:history="1">
+        <w:r>
+          <w:rPr>
+            <w:rStyle w:val="a7"/>
+          </w:rPr>
+          <w:t>https://threejs.org/</w:t>
+        </w:r>
+      </w:hyperlink>
+    </w:p>
+    <w:p>
+      <w:pPr>
+        <w:rPr>
+          <w:rFonts w:hint="eastAsia"/>
+        </w:rPr>
+      </w:pPr>
+    </w:p>
+    <w:p>
+      <w:pPr>
+        <w:rPr>
+          <w:rFonts w:hint="eastAsia"/>
+        </w:rPr>
+      </w:pPr>
+    </w:p>
+    <w:p>
+      <w:pPr>
+        <w:rPr>
+          <w:rStyle w:val="a7"/>
+        </w:rPr>
+      </w:pPr>
+      <w:hyperlink r:id="rId8" w:history="1">
         <w:r>
           <w:rPr>
             <w:rStyle w:val="a7"/>
@@ -33,19 +57,56 @@
       </w:hyperlink>
     </w:p>
     <w:p>
+      <w:pPr>
+        <w:rPr>
+          <w:rStyle w:val="a7"/>
+        </w:rPr>
+      </w:pPr>
+    </w:p>
+    <w:p>
+      <w:pPr>
+        <w:rPr>
+          <w:rFonts w:hint="eastAsia"/>
+        </w:rPr>
+      </w:pPr>
+    </w:p>
+    <w:p>
       <w:r>
         <w:t>https://aring.cc/human-benchmark/#google_vignette</w:t>
       </w:r>
     </w:p>
-    <w:p>
-      <w:r>
-        <w:t>https://www.cwa.gov.tw/V8/C/W/OBS_Sat.html</w:t>
-      </w:r>
-    </w:p>
-    <w:p>
-      <w:r>
-        <w:t>https://www.windy.com/zh/</w:t>
-      </w:r>
+    <w:p/>
+    <w:p>
+      <w:pPr>
+        <w:rPr>
+          <w:rFonts w:hint="eastAsia"/>
+        </w:rPr>
+      </w:pPr>
+      <w:hyperlink r:id="rId9" w:history="1">
+        <w:r>
+          <w:rPr>
+            <w:rStyle w:val="a7"/>
+          </w:rPr>
+          <w:t>https://www.windy.com/zh/</w:t>
+        </w:r>
+      </w:hyperlink>
+    </w:p>
+    <w:p>
+      <w:hyperlink r:id="rId10" w:history="1">
+        <w:r>
+          <w:rPr>
+            <w:rStyle w:val="a7"/>
+          </w:rPr>
+          <w:t>https://www.cwa.gov.tw/V8/C/W/OBS_Sat.html</w:t>
+        </w:r>
+      </w:hyperlink>
+    </w:p>
+    <w:p>
+      <w:pPr>
+        <w:rPr>
+          <w:rFonts w:hint="eastAsia"/>
+        </w:rPr>
+      </w:pPr>
     </w:p>
     <w:p>
       <w:r>
@@ -62,21 +123,9 @@
     <w:p/>
     <w:p/>
     <w:p/>
-    <w:p>
-      <w:pPr>
-        <w:rPr>
-          <w:rFonts w:hint="eastAsia"/>
-        </w:rPr>
-      </w:pPr>
-    </w:p>
     <w:p/>
-    <w:p>
-      <w:pPr>
-        <w:rPr>
-          <w:rFonts w:hint="eastAsia"/>
-        </w:rPr>
-      </w:pPr>
-    </w:p>
+    <w:p/>
+    <w:p/>
     <w:sectPr>
       <w:pgSz w:w="11906" w:h="16838"/>
       <w:pgMar w:top="1440" w:right="1800" w:bottom="1440" w:left="1800" w:header="851" w:footer="992" w:gutter="0"/>
